--- a/app/templates/endocrinology.docx
+++ b/app/templates/endocrinology.docx
@@ -7933,7 +7933,7 @@
           <w:sz w:val="18"/>
           <w:szCs w:val="18"/>
         </w:rPr>
-        <w:t xml:space="preserve"> The</w:t>
+        <w:t>The</w:t>
       </w:r>
       <w:r>
         <w:rPr>
